--- a/ind/docx/07.content.docx
+++ b/ind/docx/07.content.docx
@@ -19,7 +19,7 @@
         <w:rPr>
           <w:lang w:val="id_ID" w:bidi="id_ID"/>
         </w:rPr>
-        <w:t>Resource: Tyndale Open Study Notes</w:t>
+        <w:t>Resource: Aquifer Open Study Notes (Book Intros)</w:t>
       </w:r>
       <w:r>
         <w:rPr>
@@ -112,7 +112,7 @@
         <w:rPr>
           <w:lang w:val="id_ID" w:bidi="id_ID"/>
         </w:rPr>
-        <w:t>Tyndale Open Study Notes</w:t>
+        <w:t>Aquifer Open Study Notes (Book Intros)</w:t>
       </w:r>
     </w:p>
     <w:p>

--- a/ind/docx/07.content.docx
+++ b/ind/docx/07.content.docx
@@ -312,126 +312,84 @@
         </w:rPr>
         <w:t>Menurut kitab Hakim-hakim, kekurangan Israel memiliki dua sumber. Pertama, prolog (</w:t>
       </w:r>
-      <w:hyperlink r:id="rId13">
-        <w:r>
-          <w:rPr>
-            <w:lang w:val="id_ID" w:bidi="id_ID"/>
-          </w:rPr>
-          <w:rPr>
-            <w:color w:val="0000EE"/>
-            <w:u w:val="single"/>
-          </w:rPr>
-          <w:t>Hak. 1:1–2:5</w:t>
-        </w:r>
-      </w:hyperlink>
+      <w:r>
+        <w:rPr>
+          <w:lang w:val="id_ID" w:bidi="id_ID"/>
+        </w:rPr>
+        <w:t>Hak. 1:1–2:5</w:t>
+      </w:r>
       <w:r>
         <w:rPr>
           <w:lang w:val="id_ID" w:bidi="id_ID"/>
         </w:rPr>
         <w:t xml:space="preserve"> dan </w:t>
       </w:r>
-      <w:hyperlink r:id="rId14">
-        <w:r>
-          <w:rPr>
-            <w:lang w:val="id_ID" w:bidi="id_ID"/>
-          </w:rPr>
-          <w:rPr>
-            <w:color w:val="0000EE"/>
-            <w:u w:val="single"/>
-          </w:rPr>
-          <w:t>2:6–3:6</w:t>
-        </w:r>
-      </w:hyperlink>
+      <w:r>
+        <w:rPr>
+          <w:lang w:val="id_ID" w:bidi="id_ID"/>
+        </w:rPr>
+        <w:t>2:6–3:6</w:t>
+      </w:r>
       <w:r>
         <w:rPr>
           <w:lang w:val="id_ID" w:bidi="id_ID"/>
         </w:rPr>
         <w:t xml:space="preserve">) menjelaskan bahwa suku-suku gagal menguasai wilayah yang diberikan kepada mereka karena mereka lebih memilih norma-norma Kanaan daripada mematuhi Perjanjian ilahi yang diberikan melalui Musa. Masalah kedua muncul dalam epilog (pasal </w:t>
       </w:r>
-      <w:hyperlink r:id="rId15">
-        <w:r>
-          <w:rPr>
-            <w:lang w:val="id_ID" w:bidi="id_ID"/>
-          </w:rPr>
-          <w:rPr>
-            <w:color w:val="0000EE"/>
-            <w:u w:val="single"/>
-          </w:rPr>
-          <w:t>17–21</w:t>
-        </w:r>
-      </w:hyperlink>
+      <w:r>
+        <w:rPr>
+          <w:lang w:val="id_ID" w:bidi="id_ID"/>
+        </w:rPr>
+        <w:t>17–21</w:t>
+      </w:r>
       <w:r>
         <w:rPr>
           <w:lang w:val="id_ID" w:bidi="id_ID"/>
         </w:rPr>
         <w:t>) dan dirangkum dalam kalimat yang berulang "Pada zaman itu tidak ada raja di antara orang Israel; setiap orang berbuat apa yang benar menurut pandangannya sendiri." (</w:t>
       </w:r>
-      <w:hyperlink r:id="rId16">
-        <w:r>
-          <w:rPr>
-            <w:lang w:val="id_ID" w:bidi="id_ID"/>
-          </w:rPr>
-          <w:rPr>
-            <w:color w:val="0000EE"/>
-            <w:u w:val="single"/>
-          </w:rPr>
-          <w:t>Hak. 17:6</w:t>
-        </w:r>
-      </w:hyperlink>
+      <w:r>
+        <w:rPr>
+          <w:lang w:val="id_ID" w:bidi="id_ID"/>
+        </w:rPr>
+        <w:t>Hak. 17:6</w:t>
+      </w:r>
       <w:r>
         <w:rPr>
           <w:lang w:val="id_ID" w:bidi="id_ID"/>
         </w:rPr>
         <w:t xml:space="preserve">; </w:t>
       </w:r>
-      <w:hyperlink r:id="rId17">
-        <w:r>
-          <w:rPr>
-            <w:lang w:val="id_ID" w:bidi="id_ID"/>
-          </w:rPr>
-          <w:rPr>
-            <w:color w:val="0000EE"/>
-            <w:u w:val="single"/>
-          </w:rPr>
-          <w:t>18:1</w:t>
-        </w:r>
-      </w:hyperlink>
+      <w:r>
+        <w:rPr>
+          <w:lang w:val="id_ID" w:bidi="id_ID"/>
+        </w:rPr>
+        <w:t>18:1</w:t>
+      </w:r>
       <w:r>
         <w:rPr>
           <w:lang w:val="id_ID" w:bidi="id_ID"/>
         </w:rPr>
         <w:t xml:space="preserve">; </w:t>
       </w:r>
-      <w:hyperlink r:id="rId18">
-        <w:r>
-          <w:rPr>
-            <w:lang w:val="id_ID" w:bidi="id_ID"/>
-          </w:rPr>
-          <w:rPr>
-            <w:color w:val="0000EE"/>
-            <w:u w:val="single"/>
-          </w:rPr>
-          <w:t>19:1</w:t>
-        </w:r>
-      </w:hyperlink>
+      <w:r>
+        <w:rPr>
+          <w:lang w:val="id_ID" w:bidi="id_ID"/>
+        </w:rPr>
+        <w:t>19:1</w:t>
+      </w:r>
       <w:r>
         <w:rPr>
           <w:lang w:val="id_ID" w:bidi="id_ID"/>
         </w:rPr>
         <w:t xml:space="preserve">; </w:t>
       </w:r>
-      <w:hyperlink r:id="rId19">
-        <w:r>
-          <w:rPr>
-            <w:lang w:val="id_ID" w:bidi="id_ID"/>
-          </w:rPr>
-          <w:rPr>
-            <w:color w:val="0000EE"/>
-            <w:u w:val="single"/>
-          </w:rPr>
-          <w:t>21:25</w:t>
-        </w:r>
-      </w:hyperlink>
+      <w:r>
+        <w:rPr>
+          <w:lang w:val="id_ID" w:bidi="id_ID"/>
+        </w:rPr>
+        <w:t>21:25</w:t>
+      </w:r>
       <w:r>
         <w:rPr>
           <w:lang w:val="id_ID" w:bidi="id_ID"/>
@@ -452,18 +410,12 @@
         </w:rPr>
         <w:t xml:space="preserve">Kitab Hakim-hakim tidak menolak prinsip kepemimpinan karismatik yang diwujudkan dalam diri para hakim. Inspirasi para hakim datang atas inisiatif Allah dan memenuhi tujuan Allah dalam memimpin dan menyelamatkan Israel (lihat </w:t>
       </w:r>
-      <w:hyperlink r:id="rId20">
-        <w:r>
-          <w:rPr>
-            <w:lang w:val="id_ID" w:bidi="id_ID"/>
-          </w:rPr>
-          <w:rPr>
-            <w:color w:val="0000EE"/>
-            <w:u w:val="single"/>
-          </w:rPr>
-          <w:t>Hak. 2:16–19</w:t>
-        </w:r>
-      </w:hyperlink>
+      <w:r>
+        <w:rPr>
+          <w:lang w:val="id_ID" w:bidi="id_ID"/>
+        </w:rPr>
+        <w:t>Hak. 2:16–19</w:t>
+      </w:r>
       <w:r>
         <w:rPr>
           <w:lang w:val="id_ID" w:bidi="id_ID"/>
@@ -495,54 +447,36 @@
         </w:rPr>
         <w:t xml:space="preserve">Hakim-hakim mengikuti struktur A-B-A, dimulai dengan dua prolog. Masing-masing dimulai dengan kematian Yosua—sebuah peristiwa penting dalam kehidupan nasional Israel—sehingga melanjutkan narasi dari </w:t>
       </w:r>
-      <w:hyperlink r:id="rId21">
-        <w:r>
-          <w:rPr>
-            <w:lang w:val="id_ID" w:bidi="id_ID"/>
-          </w:rPr>
-          <w:rPr>
-            <w:color w:val="0000EE"/>
-            <w:u w:val="single"/>
-          </w:rPr>
-          <w:t>Yosua 24:28–31</w:t>
-        </w:r>
-      </w:hyperlink>
+      <w:r>
+        <w:rPr>
+          <w:lang w:val="id_ID" w:bidi="id_ID"/>
+        </w:rPr>
+        <w:t>Yosua 24:28–31</w:t>
+      </w:r>
       <w:r>
         <w:rPr>
           <w:lang w:val="id_ID" w:bidi="id_ID"/>
         </w:rPr>
         <w:t>. Prolog pertama (</w:t>
       </w:r>
-      <w:hyperlink r:id="rId13">
-        <w:r>
-          <w:rPr>
-            <w:lang w:val="id_ID" w:bidi="id_ID"/>
-          </w:rPr>
-          <w:rPr>
-            <w:color w:val="0000EE"/>
-            <w:u w:val="single"/>
-          </w:rPr>
-          <w:t>Hak 1:1–2:5</w:t>
-        </w:r>
-      </w:hyperlink>
+      <w:r>
+        <w:rPr>
+          <w:lang w:val="id_ID" w:bidi="id_ID"/>
+        </w:rPr>
+        <w:t>Hak 1:1–2:5</w:t>
+      </w:r>
       <w:r>
         <w:rPr>
           <w:lang w:val="id_ID" w:bidi="id_ID"/>
         </w:rPr>
         <w:t>) menyoroti kegagalan suku-suku individu dalam melanjutkan Perjanjian Allah. Dengan merasa puas hanya dengan menduduki sebagian tanah, mereka menunjukkan ketidakpedulian terhadap janji Tuhan dan memprovokasi penarikan perlindungan-Nya (</w:t>
       </w:r>
-      <w:hyperlink r:id="rId22">
-        <w:r>
-          <w:rPr>
-            <w:lang w:val="id_ID" w:bidi="id_ID"/>
-          </w:rPr>
-          <w:rPr>
-            <w:color w:val="0000EE"/>
-            <w:u w:val="single"/>
-          </w:rPr>
-          <w:t>Hak. 2:1–3</w:t>
-        </w:r>
-      </w:hyperlink>
+      <w:r>
+        <w:rPr>
+          <w:lang w:val="id_ID" w:bidi="id_ID"/>
+        </w:rPr>
+        <w:t>Hak. 2:1–3</w:t>
+      </w:r>
       <w:r>
         <w:rPr>
           <w:lang w:val="id_ID" w:bidi="id_ID"/>
@@ -563,72 +497,48 @@
         </w:rPr>
         <w:t>Prolog kedua (</w:t>
       </w:r>
-      <w:hyperlink r:id="rId14">
-        <w:r>
-          <w:rPr>
-            <w:lang w:val="id_ID" w:bidi="id_ID"/>
-          </w:rPr>
-          <w:rPr>
-            <w:color w:val="0000EE"/>
-            <w:u w:val="single"/>
-          </w:rPr>
-          <w:t>Hak. 2:6–3:6</w:t>
-        </w:r>
-      </w:hyperlink>
+      <w:r>
+        <w:rPr>
+          <w:lang w:val="id_ID" w:bidi="id_ID"/>
+        </w:rPr>
+        <w:t>Hak. 2:6–3:6</w:t>
+      </w:r>
       <w:r>
         <w:rPr>
           <w:lang w:val="id_ID" w:bidi="id_ID"/>
         </w:rPr>
         <w:t>) beralih dari kegagalan suku-suku untuk memperkenalkan individu-individu yang dipakai Tuhan untuk menjaga semangat penaklukan dan penduduk tetap hidup di masa yang kacau. Cerita bergerak dari Yosua ke para tua-tua yang masih hidup setelahnya, yang telah mengalami kuasa Allah di padang gurun dan penaklukan, dan akhirnya ke generasi ketiga “yang tidak mengenal Tuhan ataupun perbuatan yang dilakukan-Nya bagi orang Israel” (</w:t>
       </w:r>
-      <w:hyperlink r:id="rId23">
-        <w:r>
-          <w:rPr>
-            <w:lang w:val="id_ID" w:bidi="id_ID"/>
-          </w:rPr>
-          <w:rPr>
-            <w:color w:val="0000EE"/>
-            <w:u w:val="single"/>
-          </w:rPr>
-          <w:t>Hak. 2:10</w:t>
-        </w:r>
-      </w:hyperlink>
+      <w:r>
+        <w:rPr>
+          <w:lang w:val="id_ID" w:bidi="id_ID"/>
+        </w:rPr>
+        <w:t>Hak. 2:10</w:t>
+      </w:r>
       <w:r>
         <w:rPr>
           <w:lang w:val="id_ID" w:bidi="id_ID"/>
         </w:rPr>
         <w:t>). Kisah ini kemudian memperkenalkan fitur utama dari kitab, yaitu hakim-hakim yang dibangkitkan Allah untuk menyelamatkan Israel dan memanggil mereka kembali ke ketaatan Perjanjian (</w:t>
       </w:r>
-      <w:hyperlink r:id="rId24">
-        <w:r>
-          <w:rPr>
-            <w:lang w:val="id_ID" w:bidi="id_ID"/>
-          </w:rPr>
-          <w:rPr>
-            <w:color w:val="0000EE"/>
-            <w:u w:val="single"/>
-          </w:rPr>
-          <w:t>Hak. 2:16</w:t>
-        </w:r>
-      </w:hyperlink>
+      <w:r>
+        <w:rPr>
+          <w:lang w:val="id_ID" w:bidi="id_ID"/>
+        </w:rPr>
+        <w:t>Hak. 2:16</w:t>
+      </w:r>
       <w:r>
         <w:rPr>
           <w:lang w:val="id_ID" w:bidi="id_ID"/>
         </w:rPr>
         <w:t xml:space="preserve">), yang buktinya adalah pendudukan setia atas Tanah Perjanjian. </w:t>
       </w:r>
-      <w:hyperlink r:id="rId25">
-        <w:r>
-          <w:rPr>
-            <w:lang w:val="id_ID" w:bidi="id_ID"/>
-          </w:rPr>
-          <w:rPr>
-            <w:color w:val="0000EE"/>
-            <w:u w:val="single"/>
-          </w:rPr>
-          <w:t>Hakim-hakim 3:1–6</w:t>
-        </w:r>
-      </w:hyperlink>
+      <w:r>
+        <w:rPr>
+          <w:lang w:val="id_ID" w:bidi="id_ID"/>
+        </w:rPr>
+        <w:t>Hakim-hakim 3:1–6</w:t>
+      </w:r>
       <w:r>
         <w:rPr>
           <w:lang w:val="id_ID" w:bidi="id_ID"/>
@@ -649,36 +559,24 @@
         </w:rPr>
         <w:t>Bagian tengah (</w:t>
       </w:r>
-      <w:hyperlink r:id="rId26">
-        <w:r>
-          <w:rPr>
-            <w:lang w:val="id_ID" w:bidi="id_ID"/>
-          </w:rPr>
-          <w:rPr>
-            <w:color w:val="0000EE"/>
-            <w:u w:val="single"/>
-          </w:rPr>
-          <w:t>Hak. 3:7–16:31</w:t>
-        </w:r>
-      </w:hyperlink>
+      <w:r>
+        <w:rPr>
+          <w:lang w:val="id_ID" w:bidi="id_ID"/>
+        </w:rPr>
+        <w:t>Hak. 3:7–16:31</w:t>
+      </w:r>
       <w:r>
         <w:rPr>
           <w:lang w:val="id_ID" w:bidi="id_ID"/>
         </w:rPr>
         <w:t xml:space="preserve">) berisi serangkaian "siklus"—kisah panjang tentang enam Hakim utama (Otniel, Ehud, Debora, Gideon, Yefta, dan Simson) dan kisah pendek tentang enam Hakim minor (Samgar, Tola, Yair, Ebzan, Elon, dan Abdon). Bagian ini mencakup kemunculan seorang pemimpin anti-karismatik, Abimelekh (pasal </w:t>
       </w:r>
-      <w:hyperlink r:id="rId27">
-        <w:r>
-          <w:rPr>
-            <w:lang w:val="id_ID" w:bidi="id_ID"/>
-          </w:rPr>
-          <w:rPr>
-            <w:color w:val="0000EE"/>
-            <w:u w:val="single"/>
-          </w:rPr>
-          <w:t>9</w:t>
-        </w:r>
-      </w:hyperlink>
+      <w:r>
+        <w:rPr>
+          <w:lang w:val="id_ID" w:bidi="id_ID"/>
+        </w:rPr>
+        <w:t>9</w:t>
+      </w:r>
       <w:r>
         <w:rPr>
           <w:lang w:val="id_ID" w:bidi="id_ID"/>
@@ -711,108 +609,72 @@
         </w:rPr>
         <w:t xml:space="preserve">Hakim-hakim diakhiri dengan dua epilog (pasal </w:t>
       </w:r>
-      <w:hyperlink r:id="rId28">
-        <w:r>
-          <w:rPr>
-            <w:lang w:val="id_ID" w:bidi="id_ID"/>
-          </w:rPr>
-          <w:rPr>
-            <w:color w:val="0000EE"/>
-            <w:u w:val="single"/>
-          </w:rPr>
-          <w:t>17–18</w:t>
-        </w:r>
-      </w:hyperlink>
+      <w:r>
+        <w:rPr>
+          <w:lang w:val="id_ID" w:bidi="id_ID"/>
+        </w:rPr>
+        <w:t>17–18</w:t>
+      </w:r>
       <w:r>
         <w:rPr>
           <w:lang w:val="id_ID" w:bidi="id_ID"/>
         </w:rPr>
         <w:t xml:space="preserve">; </w:t>
       </w:r>
-      <w:hyperlink r:id="rId29">
-        <w:r>
-          <w:rPr>
-            <w:lang w:val="id_ID" w:bidi="id_ID"/>
-          </w:rPr>
-          <w:rPr>
-            <w:color w:val="0000EE"/>
-            <w:u w:val="single"/>
-          </w:rPr>
-          <w:t>19–21</w:t>
-        </w:r>
-      </w:hyperlink>
+      <w:r>
+        <w:rPr>
+          <w:lang w:val="id_ID" w:bidi="id_ID"/>
+        </w:rPr>
+        <w:t>19–21</w:t>
+      </w:r>
       <w:r>
         <w:rPr>
           <w:lang w:val="id_ID" w:bidi="id_ID"/>
         </w:rPr>
         <w:t xml:space="preserve">) yang menyoroti kegagalan historis dan teologis Israel di bawah kepemimpinan para hakim, serta kekacauan spiritual dan sosial yang terjadi. Epilog-epilog ini ditandai dengan pengulangan ringkasan, "Pada zaman itu tidak ada raja di antara orang Israel;" yang dua kali ditambahkan, "setiap orang berbuat apa yang benar menurut pandangannya sendiri." (lihat </w:t>
       </w:r>
-      <w:hyperlink r:id="rId16">
-        <w:r>
-          <w:rPr>
-            <w:lang w:val="id_ID" w:bidi="id_ID"/>
-          </w:rPr>
-          <w:rPr>
-            <w:color w:val="0000EE"/>
-            <w:u w:val="single"/>
-          </w:rPr>
-          <w:t>Hak. 17:6</w:t>
-        </w:r>
-      </w:hyperlink>
+      <w:r>
+        <w:rPr>
+          <w:lang w:val="id_ID" w:bidi="id_ID"/>
+        </w:rPr>
+        <w:t>Hak. 17:6</w:t>
+      </w:r>
       <w:r>
         <w:rPr>
           <w:lang w:val="id_ID" w:bidi="id_ID"/>
         </w:rPr>
         <w:t xml:space="preserve">; </w:t>
       </w:r>
-      <w:hyperlink r:id="rId17">
-        <w:r>
-          <w:rPr>
-            <w:lang w:val="id_ID" w:bidi="id_ID"/>
-          </w:rPr>
-          <w:rPr>
-            <w:color w:val="0000EE"/>
-            <w:u w:val="single"/>
-          </w:rPr>
-          <w:t>18:1</w:t>
-        </w:r>
-      </w:hyperlink>
+      <w:r>
+        <w:rPr>
+          <w:lang w:val="id_ID" w:bidi="id_ID"/>
+        </w:rPr>
+        <w:t>18:1</w:t>
+      </w:r>
       <w:r>
         <w:rPr>
           <w:lang w:val="id_ID" w:bidi="id_ID"/>
         </w:rPr>
         <w:t xml:space="preserve">; </w:t>
       </w:r>
-      <w:hyperlink r:id="rId18">
-        <w:r>
-          <w:rPr>
-            <w:lang w:val="id_ID" w:bidi="id_ID"/>
-          </w:rPr>
-          <w:rPr>
-            <w:color w:val="0000EE"/>
-            <w:u w:val="single"/>
-          </w:rPr>
-          <w:t>19:1</w:t>
-        </w:r>
-      </w:hyperlink>
+      <w:r>
+        <w:rPr>
+          <w:lang w:val="id_ID" w:bidi="id_ID"/>
+        </w:rPr>
+        <w:t>19:1</w:t>
+      </w:r>
       <w:r>
         <w:rPr>
           <w:lang w:val="id_ID" w:bidi="id_ID"/>
         </w:rPr>
         <w:t xml:space="preserve">; </w:t>
       </w:r>
-      <w:hyperlink r:id="rId19">
-        <w:r>
-          <w:rPr>
-            <w:lang w:val="id_ID" w:bidi="id_ID"/>
-          </w:rPr>
-          <w:rPr>
-            <w:color w:val="0000EE"/>
-            <w:u w:val="single"/>
-          </w:rPr>
-          <w:t>21:25</w:t>
-        </w:r>
-      </w:hyperlink>
+      <w:r>
+        <w:rPr>
+          <w:lang w:val="id_ID" w:bidi="id_ID"/>
+        </w:rPr>
+        <w:t>21:25</w:t>
+      </w:r>
       <w:r>
         <w:rPr>
           <w:lang w:val="id_ID" w:bidi="id_ID"/>
@@ -858,18 +720,12 @@
         </w:rPr>
         <w:t>Bukti dari pasal terakhir sejarah ini (</w:t>
       </w:r>
-      <w:hyperlink r:id="rId30">
-        <w:r>
-          <w:rPr>
-            <w:lang w:val="id_ID" w:bidi="id_ID"/>
-          </w:rPr>
-          <w:rPr>
-            <w:color w:val="0000EE"/>
-            <w:u w:val="single"/>
-          </w:rPr>
-          <w:t>2Raj. 25:27–30</w:t>
-        </w:r>
-      </w:hyperlink>
+      <w:r>
+        <w:rPr>
+          <w:lang w:val="id_ID" w:bidi="id_ID"/>
+        </w:rPr>
+        <w:t>2Raj. 25:27–30</w:t>
+      </w:r>
       <w:r>
         <w:rPr>
           <w:lang w:val="id_ID" w:bidi="id_ID"/>
@@ -901,36 +757,24 @@
         </w:rPr>
         <w:t xml:space="preserve">Salah satu pertanyaan yang sudah lama ada adalah bagaimana menyesuaikan catatan Hakim-hakim ke dalam kronologi periode dari Yosua hingga Saul. Menentukan tanggal dan urutan Hakim-hakim sangat sulit; hasilnya sangat bergantung pada apakah Keluaran dianggap terjadi pada tahun 1400-an atau 1200-an Sebelum Masehi. Kronologi yang lebih panjang (berdasarkan tanggal Keluaran yang lebih awal) selaras dengan </w:t>
       </w:r>
-      <w:hyperlink r:id="rId31">
-        <w:r>
-          <w:rPr>
-            <w:lang w:val="id_ID" w:bidi="id_ID"/>
-          </w:rPr>
-          <w:rPr>
-            <w:color w:val="0000EE"/>
-            <w:u w:val="single"/>
-          </w:rPr>
-          <w:t>Hakim-hakim 11:26</w:t>
-        </w:r>
-      </w:hyperlink>
+      <w:r>
+        <w:rPr>
+          <w:lang w:val="id_ID" w:bidi="id_ID"/>
+        </w:rPr>
+        <w:t>Hakim-hakim 11:26</w:t>
+      </w:r>
       <w:r>
         <w:rPr>
           <w:lang w:val="id_ID" w:bidi="id_ID"/>
         </w:rPr>
         <w:t xml:space="preserve"> dan </w:t>
       </w:r>
-      <w:hyperlink r:id="rId32">
-        <w:r>
-          <w:rPr>
-            <w:lang w:val="id_ID" w:bidi="id_ID"/>
-          </w:rPr>
-          <w:rPr>
-            <w:color w:val="0000EE"/>
-            <w:u w:val="single"/>
-          </w:rPr>
-          <w:t>1 Raja-raja 6:1</w:t>
-        </w:r>
-      </w:hyperlink>
+      <w:r>
+        <w:rPr>
+          <w:lang w:val="id_ID" w:bidi="id_ID"/>
+        </w:rPr>
+        <w:t>1 Raja-raja 6:1</w:t>
+      </w:r>
       <w:r>
         <w:rPr>
           <w:lang w:val="id_ID" w:bidi="id_ID"/>
@@ -991,18 +835,12 @@
         </w:rPr>
         <w:t xml:space="preserve">Salah satu solusi untuk kesulitan ini adalah menyadari bahwa para hakim tidak selalu bekerja secara berurutan, tetapi kadang-kadang saling tumpang tindih. Misalnya, </w:t>
       </w:r>
-      <w:hyperlink r:id="rId33">
-        <w:r>
-          <w:rPr>
-            <w:lang w:val="id_ID" w:bidi="id_ID"/>
-          </w:rPr>
-          <w:rPr>
-            <w:color w:val="0000EE"/>
-            <w:u w:val="single"/>
-          </w:rPr>
-          <w:t>Hakim-hakim 10:7</w:t>
-        </w:r>
-      </w:hyperlink>
+      <w:r>
+        <w:rPr>
+          <w:lang w:val="id_ID" w:bidi="id_ID"/>
+        </w:rPr>
+        <w:t>Hakim-hakim 10:7</w:t>
+      </w:r>
       <w:r>
         <w:rPr>
           <w:lang w:val="id_ID" w:bidi="id_ID"/>
@@ -1023,54 +861,36 @@
         </w:rPr>
         <w:t>Dalam beberapa kasus, teks ini memang menunjukkan urutan antara para hakim. Misalnya, Samgar memerintah "setelah Ehud" (</w:t>
       </w:r>
-      <w:hyperlink r:id="rId34">
-        <w:r>
-          <w:rPr>
-            <w:lang w:val="id_ID" w:bidi="id_ID"/>
-          </w:rPr>
-          <w:rPr>
-            <w:color w:val="0000EE"/>
-            <w:u w:val="single"/>
-          </w:rPr>
-          <w:t>Hak. 3:31</w:t>
-        </w:r>
-      </w:hyperlink>
+      <w:r>
+        <w:rPr>
+          <w:lang w:val="id_ID" w:bidi="id_ID"/>
+        </w:rPr>
+        <w:t>Hak. 3:31</w:t>
+      </w:r>
       <w:r>
         <w:rPr>
           <w:lang w:val="id_ID" w:bidi="id_ID"/>
         </w:rPr>
         <w:t>) dan Debora "Setelah Ehud mati" (</w:t>
       </w:r>
-      <w:hyperlink r:id="rId35">
-        <w:r>
-          <w:rPr>
-            <w:lang w:val="id_ID" w:bidi="id_ID"/>
-          </w:rPr>
-          <w:rPr>
-            <w:color w:val="0000EE"/>
-            <w:u w:val="single"/>
-          </w:rPr>
-          <w:t>Hak. 4:1</w:t>
-        </w:r>
-      </w:hyperlink>
+      <w:r>
+        <w:rPr>
+          <w:lang w:val="id_ID" w:bidi="id_ID"/>
+        </w:rPr>
+        <w:t>Hak. 4:1</w:t>
+      </w:r>
       <w:r>
         <w:rPr>
           <w:lang w:val="id_ID" w:bidi="id_ID"/>
         </w:rPr>
         <w:t xml:space="preserve">; lihat juga </w:t>
       </w:r>
-      <w:hyperlink r:id="rId36">
-        <w:r>
-          <w:rPr>
-            <w:lang w:val="id_ID" w:bidi="id_ID"/>
-          </w:rPr>
-          <w:rPr>
-            <w:color w:val="0000EE"/>
-            <w:u w:val="single"/>
-          </w:rPr>
-          <w:t>Hak. 5:6</w:t>
-        </w:r>
-      </w:hyperlink>
+      <w:r>
+        <w:rPr>
+          <w:lang w:val="id_ID" w:bidi="id_ID"/>
+        </w:rPr>
+        <w:t>Hak. 5:6</w:t>
+      </w:r>
       <w:r>
         <w:rPr>
           <w:lang w:val="id_ID" w:bidi="id_ID"/>
@@ -1172,18 +992,12 @@
         </w:rPr>
         <w:t>Bahkan dalam transisi menuju kerajaan dalam 1 dan 2 Samuel, terdapat ambivalensi terhadap bentuk baru kepemimpinan resmi. Kerajaan dimulai dengan Saul, seorang hakim-raja karismatik, di mana kelemahan dari kedua sistem tersebut digabungkan untuk membawa kejatuhannya. Kepemimpinan karismatik kemudian ditegaskan dan diperbarui dalam kehidupan Daud, seorang pahlawan-raja yang hebat. Daud adalah seorang raja yang karismatik sehingga pada awalnya sulit untuk membedakannya dengan seorang hakim yang sukses. Yang menjawab seruan pilu dari Hakim-hakim bukanlah penolakan terhadap pemimpin karismatik, tetapi penambahan Perjanjian Allah dengan raja pilihannya, Daud (</w:t>
       </w:r>
-      <w:hyperlink r:id="rId37">
-        <w:r>
-          <w:rPr>
-            <w:lang w:val="id_ID" w:bidi="id_ID"/>
-          </w:rPr>
-          <w:rPr>
-            <w:color w:val="0000EE"/>
-            <w:u w:val="single"/>
-          </w:rPr>
-          <w:t>2Sam. 7:1–29</w:t>
-        </w:r>
-      </w:hyperlink>
+      <w:r>
+        <w:rPr>
+          <w:lang w:val="id_ID" w:bidi="id_ID"/>
+        </w:rPr>
+        <w:t>2Sam. 7:1–29</w:t>
+      </w:r>
       <w:r>
         <w:rPr>
           <w:lang w:val="id_ID" w:bidi="id_ID"/>
